--- a/docs/clgz_summary_report.docx
+++ b/docs/clgz_summary_report.docx
@@ -156,7 +156,7 @@
           <w:i/>
           <w:color w:val="666666"/>
         </w:rPr>
-        <w:t>更新贡献人:ps</w:t>
+        <w:t>更新贡献人:ps、在下雨</w:t>
       </w:r>
     </w:p>
     <w:p>
@@ -228,7 +228,7 @@
           <w:i/>
           <w:color w:val="666666"/>
         </w:rPr>
-        <w:t>更新贡献人:ps</w:t>
+        <w:t>更新贡献人:ps、在下雨</w:t>
       </w:r>
     </w:p>
     <w:p>

--- a/docs/clgz_summary_report.docx
+++ b/docs/clgz_summary_report.docx
@@ -119,35 +119,10 @@
         <w:rPr>
           <w:b/>
         </w:rPr>
-        <w:t>v1.0.2</w:t>
+        <w:t>v1.0.3</w:t>
       </w:r>
       <w:r>
-        <w:t>(2026-08-19)</w:t>
-      </w:r>
-    </w:p>
-    <w:p>
-      <w:r>
-        <w:rPr>
-          <w:i/>
-          <w:color w:val="666666"/>
-        </w:rPr>
-        <w:t>更新贡献人:ps</w:t>
-      </w:r>
-    </w:p>
-    <w:p>
-      <w:pPr>
-        <w:pStyle w:val="Heading2"/>
-      </w:pPr>
-      <w:r>
-        <w:t>版本历史(新版本追加在末尾)</w:t>
-      </w:r>
-    </w:p>
-    <w:p>
-      <w:pPr>
-        <w:pStyle w:val="Heading3"/>
-      </w:pPr>
-      <w:r>
-        <w:t>v1.0.2(2026-08-19)</w:t>
+        <w:t>(2026-08-20)</w:t>
       </w:r>
     </w:p>
     <w:p>
@@ -160,205 +135,11 @@
       </w:r>
     </w:p>
     <w:p>
-      <w:r/>
-      <w:r>
-        <w:rPr>
-          <w:b/>
-        </w:rPr>
-        <w:t>判定容差修复(模板对称膨胀)+ 调试快照功能</w:t>
-      </w:r>
-      <w:r/>
-    </w:p>
-    <w:p>
       <w:pPr>
-        <w:pStyle w:val="ListBullet"/>
-      </w:pPr>
-      <w:r/>
-      <w:r>
-        <w:rPr>
-          <w:b/>
-        </w:rPr>
-        <w:t>判定容差修复(关键 bug)</w:t>
-      </w:r>
-      <w:r>
-        <w:t>:实测写「焰」cover(墨迹覆盖字形)0.96 却不通过——v1.0.1 只膨胀墨迹(2px),模板是细楷体笔画未膨胀,手写粗笔画(7px)边缘大量落在细模板外导致 stray(墨迹在字形外比例)超标。修复:模板也做形态学膨胀(`TEMPLATE_DILATE_R=3`),与墨迹对称容差——判定退化为纯字形结构比对(仅核对字形,不因笔画粗细/位置误判);新增回归测试「粗笔画正确书写→模板膨胀后通过」锁定</w:t>
-      </w:r>
-    </w:p>
-    <w:p>
-      <w:pPr>
-        <w:pStyle w:val="ListBullet"/>
-      </w:pPr>
-      <w:r/>
-      <w:r>
-        <w:rPr>
-          <w:b/>
-        </w:rPr>
-        <w:t>调试快照</w:t>
-      </w:r>
-      <w:r>
-        <w:t>:浏览器控制台执行 `__clgzSnapshot()` 可查看最近一次判定的——目标字、pass/cover/stray/reason、标准字形与墨迹的归一化位图 ASCII 快照(40 列字符画,直观对照差异),用于调阈值与排障;实现:`setLastDebug/getLastDebug` 存储 + `bitmapToAscii` 渲染</w:t>
-      </w:r>
-    </w:p>
-    <w:p>
-      <w:pPr>
-        <w:pStyle w:val="ListBullet"/>
-      </w:pPr>
-      <w:r/>
-      <w:r>
-        <w:rPr>
-          <w:b/>
-        </w:rPr>
-        <w:t>测试</w:t>
-      </w:r>
-      <w:r>
-        <w:t>:Vitest 11 项(含回归:旧算法不通过/新算法通过),全量 72 项通过</w:t>
-      </w:r>
-    </w:p>
-    <w:p>
-      <w:pPr>
-        <w:pStyle w:val="Heading3"/>
+        <w:pStyle w:val="Heading2"/>
       </w:pPr>
       <w:r>
-        <w:t>v1.0.1(2026-08-19)</w:t>
-      </w:r>
-    </w:p>
-    <w:p>
-      <w:r>
-        <w:rPr>
-          <w:i/>
-          <w:color w:val="666666"/>
-        </w:rPr>
-        <w:t>更新贡献人:ps、在下雨</w:t>
-      </w:r>
-    </w:p>
-    <w:p>
-      <w:r/>
-      <w:r>
-        <w:rPr>
-          <w:b/>
-        </w:rPr>
-        <w:t>识别算法重做(手写输入法式)+ 缩写修正(clgx → clgz)</w:t>
-      </w:r>
-      <w:r/>
-    </w:p>
-    <w:p>
-      <w:pPr>
-        <w:pStyle w:val="ListBullet"/>
-      </w:pPr>
-      <w:r/>
-      <w:r>
-        <w:rPr>
-          <w:b/>
-        </w:rPr>
-        <w:t>识别算法重做(核心)</w:t>
-      </w:r>
-      <w:r>
-        <w:t>:v1.0.0 用「SVG 字形渲染 + 像素重叠」比对,正确书写识别相似度仅 ~0.2(手写笔画粗细/位置与印刷字形差异大);现改为</w:t>
-      </w:r>
-      <w:r>
-        <w:rPr>
-          <w:b/>
-        </w:rPr>
-        <w:t>手写输入法式</w:t>
-      </w:r>
-      <w:r>
-        <w:t>算法——</w:t>
-      </w:r>
-    </w:p>
-    <w:p>
-      <w:r>
-        <w:t xml:space="preserve">  - </w:t>
-      </w:r>
-      <w:r>
-        <w:rPr>
-          <w:b/>
-        </w:rPr>
-        <w:t>归一化</w:t>
-      </w:r>
-      <w:r>
-        <w:t>:取墨迹包围盒,缩放平移填满标准网格(玩家写小/写偏都容忍,与输入法自动缩放一致)</w:t>
-      </w:r>
-    </w:p>
-    <w:p>
-      <w:r>
-        <w:t xml:space="preserve">  - </w:t>
-      </w:r>
-      <w:r>
-        <w:rPr>
-          <w:b/>
-        </w:rPr>
-        <w:t>形态学膨胀</w:t>
-      </w:r>
-      <w:r>
-        <w:t>:墨迹与标准字形膨胀 r=2 像素,抹平笔画粗细、连笔/断笔差异</w:t>
-      </w:r>
-    </w:p>
-    <w:p>
-      <w:r>
-        <w:t xml:space="preserve">  - </w:t>
-      </w:r>
-      <w:r>
-        <w:rPr>
-          <w:b/>
-        </w:rPr>
-        <w:t>仅字形覆盖判定</w:t>
-      </w:r>
-      <w:r>
-        <w:t>:墨迹覆盖标准字形比例 cover ≥0.45 且落在字形外比例 stray ≤0.5 判定通过;</w:t>
-      </w:r>
-      <w:r>
-        <w:rPr>
-          <w:b/>
-        </w:rPr>
-        <w:t>不再因 SVG 路径/笔画数判断相似度</w:t>
-      </w:r>
-      <w:r>
-        <w:t>——只核对字形结构</w:t>
-      </w:r>
-    </w:p>
-    <w:p>
-      <w:pPr>
-        <w:pStyle w:val="ListBullet"/>
-      </w:pPr>
-      <w:r/>
-      <w:r>
-        <w:rPr>
-          <w:b/>
-        </w:rPr>
-        <w:t>书写防滚动</w:t>
-      </w:r>
-      <w:r>
-        <w:t>:书写开始(pointerdown)锁定页面滚动(html/body overflow hidden),抬起/取消/卸载恢复——手指书写时页面不再位移/抖动</w:t>
-      </w:r>
-    </w:p>
-    <w:p>
-      <w:pPr>
-        <w:pStyle w:val="ListBullet"/>
-      </w:pPr>
-      <w:r/>
-      <w:r>
-        <w:rPr>
-          <w:b/>
-        </w:rPr>
-        <w:t>缩写修正</w:t>
-      </w:r>
-      <w:r>
-        <w:t>:错了个字缩写由错误的「clgx」统一改为拼音缩写「clgz」(cuolegezi)——目录 `src/game3/` 内组件/常量(ClgzPage/ClgzRules/CLGZ_*)、路由 `/clgz`、API `/clgz/api/rank`、KV 键 `clgz:`、`_routes.json` 白名单、文档 `docs/clgz_*.md` 全部同步;英了个语沿用缩写 ylgy 同风格的独立版本体系</w:t>
-      </w:r>
-    </w:p>
-    <w:p>
-      <w:pPr>
-        <w:pStyle w:val="ListBullet"/>
-      </w:pPr>
-      <w:r/>
-      <w:r>
-        <w:rPr>
-          <w:b/>
-        </w:rPr>
-        <w:t>测试</w:t>
-      </w:r>
-      <w:r>
-        <w:t>:Vitest 10 项(归一化位置容忍/写对/写偏/写小/空白/形状不符/乱画/漏笔 + 笔画渲染 2 项),全量 71 项通过</w:t>
+        <w:t>版本历史(新版本追加在末尾, 最早的版本在最前)</w:t>
       </w:r>
     </w:p>
     <w:p>
@@ -518,6 +299,267 @@
       </w:r>
       <w:r>
         <w:t>:Vitest 7 项(手写判定:写对通过/空白/写错位置/乱画/半写 + 笔画渲染 2 项),全量 68 项通过</w:t>
+      </w:r>
+    </w:p>
+    <w:p>
+      <w:pPr>
+        <w:pStyle w:val="Heading3"/>
+      </w:pPr>
+      <w:r>
+        <w:t>v1.0.1(2026-08-19)</w:t>
+      </w:r>
+    </w:p>
+    <w:p>
+      <w:r>
+        <w:rPr>
+          <w:i/>
+          <w:color w:val="666666"/>
+        </w:rPr>
+        <w:t>更新贡献人:ps、在下雨</w:t>
+      </w:r>
+    </w:p>
+    <w:p>
+      <w:r/>
+      <w:r>
+        <w:rPr>
+          <w:b/>
+        </w:rPr>
+        <w:t>识别算法重做(手写输入法式)+ 缩写修正(clgx → clgz)</w:t>
+      </w:r>
+      <w:r/>
+    </w:p>
+    <w:p>
+      <w:pPr>
+        <w:pStyle w:val="ListBullet"/>
+      </w:pPr>
+      <w:r/>
+      <w:r>
+        <w:rPr>
+          <w:b/>
+        </w:rPr>
+        <w:t>识别算法重做(核心)</w:t>
+      </w:r>
+      <w:r>
+        <w:t>:v1.0.0 用「SVG 字形渲染 + 像素重叠」比对,正确书写识别相似度仅 ~0.2(手写笔画粗细/位置与印刷字形差异大);现改为</w:t>
+      </w:r>
+      <w:r>
+        <w:rPr>
+          <w:b/>
+        </w:rPr>
+        <w:t>手写输入法式</w:t>
+      </w:r>
+      <w:r>
+        <w:t>算法——</w:t>
+      </w:r>
+    </w:p>
+    <w:p>
+      <w:r>
+        <w:t xml:space="preserve">  - </w:t>
+      </w:r>
+      <w:r>
+        <w:rPr>
+          <w:b/>
+        </w:rPr>
+        <w:t>归一化</w:t>
+      </w:r>
+      <w:r>
+        <w:t>:取墨迹包围盒,缩放平移填满标准网格(玩家写小/写偏都容忍,与输入法自动缩放一致)</w:t>
+      </w:r>
+    </w:p>
+    <w:p>
+      <w:r>
+        <w:t xml:space="preserve">  - </w:t>
+      </w:r>
+      <w:r>
+        <w:rPr>
+          <w:b/>
+        </w:rPr>
+        <w:t>形态学膨胀</w:t>
+      </w:r>
+      <w:r>
+        <w:t>:墨迹与标准字形膨胀 r=2 像素,抹平笔画粗细、连笔/断笔差异</w:t>
+      </w:r>
+    </w:p>
+    <w:p>
+      <w:r>
+        <w:t xml:space="preserve">  - </w:t>
+      </w:r>
+      <w:r>
+        <w:rPr>
+          <w:b/>
+        </w:rPr>
+        <w:t>仅字形覆盖判定</w:t>
+      </w:r>
+      <w:r>
+        <w:t>:墨迹覆盖标准字形比例 cover ≥0.45 且落在字形外比例 stray ≤0.5 判定通过;</w:t>
+      </w:r>
+      <w:r>
+        <w:rPr>
+          <w:b/>
+        </w:rPr>
+        <w:t>不再因 SVG 路径/笔画数判断相似度</w:t>
+      </w:r>
+      <w:r>
+        <w:t>——只核对字形结构</w:t>
+      </w:r>
+    </w:p>
+    <w:p>
+      <w:pPr>
+        <w:pStyle w:val="ListBullet"/>
+      </w:pPr>
+      <w:r/>
+      <w:r>
+        <w:rPr>
+          <w:b/>
+        </w:rPr>
+        <w:t>书写防滚动</w:t>
+      </w:r>
+      <w:r>
+        <w:t>:书写开始(pointerdown)锁定页面滚动(html/body overflow hidden),抬起/取消/卸载恢复——手指书写时页面不再位移/抖动</w:t>
+      </w:r>
+    </w:p>
+    <w:p>
+      <w:pPr>
+        <w:pStyle w:val="ListBullet"/>
+      </w:pPr>
+      <w:r/>
+      <w:r>
+        <w:rPr>
+          <w:b/>
+        </w:rPr>
+        <w:t>缩写修正</w:t>
+      </w:r>
+      <w:r>
+        <w:t>:错了个字缩写由错误的「clgx」统一改为拼音缩写「clgz」(cuolegezi)——目录 `src/game3/` 内组件/常量(ClgzPage/ClgzRules/CLGZ_*)、路由 `/clgz`、API `/clgz/api/rank`、KV 键 `clgz:`、`_routes.json` 白名单、文档 `docs/clgz_*.md` 全部同步;英了个语沿用缩写 ylgy 同风格的独立版本体系</w:t>
+      </w:r>
+    </w:p>
+    <w:p>
+      <w:pPr>
+        <w:pStyle w:val="ListBullet"/>
+      </w:pPr>
+      <w:r/>
+      <w:r>
+        <w:rPr>
+          <w:b/>
+        </w:rPr>
+        <w:t>测试</w:t>
+      </w:r>
+      <w:r>
+        <w:t>:Vitest 10 项(归一化位置容忍/写对/写偏/写小/空白/形状不符/乱画/漏笔 + 笔画渲染 2 项),全量 71 项通过</w:t>
+      </w:r>
+    </w:p>
+    <w:p>
+      <w:pPr>
+        <w:pStyle w:val="Heading3"/>
+      </w:pPr>
+      <w:r>
+        <w:t>v1.0.2(2026-08-19)</w:t>
+      </w:r>
+    </w:p>
+    <w:p>
+      <w:r>
+        <w:rPr>
+          <w:i/>
+          <w:color w:val="666666"/>
+        </w:rPr>
+        <w:t>更新贡献人:ps、在下雨</w:t>
+      </w:r>
+    </w:p>
+    <w:p>
+      <w:r/>
+      <w:r>
+        <w:rPr>
+          <w:b/>
+        </w:rPr>
+        <w:t>判定容差修复(模板对称膨胀)+ 调试快照功能</w:t>
+      </w:r>
+      <w:r/>
+    </w:p>
+    <w:p>
+      <w:pPr>
+        <w:pStyle w:val="ListBullet"/>
+      </w:pPr>
+      <w:r/>
+      <w:r>
+        <w:rPr>
+          <w:b/>
+        </w:rPr>
+        <w:t>判定容差修复(关键 bug)</w:t>
+      </w:r>
+      <w:r>
+        <w:t>:实测写「焰」cover(墨迹覆盖字形)0.96 却不通过——v1.0.1 只膨胀墨迹(2px),模板是细楷体笔画未膨胀,手写粗笔画(7px)边缘大量落在细模板外导致 stray(墨迹在字形外比例)超标。修复:模板也做形态学膨胀(`TEMPLATE_DILATE_R=3`),与墨迹对称容差——判定退化为纯字形结构比对(仅核对字形,不因笔画粗细/位置误判);新增回归测试「粗笔画正确书写→模板膨胀后通过」锁定</w:t>
+      </w:r>
+    </w:p>
+    <w:p>
+      <w:pPr>
+        <w:pStyle w:val="ListBullet"/>
+      </w:pPr>
+      <w:r/>
+      <w:r>
+        <w:rPr>
+          <w:b/>
+        </w:rPr>
+        <w:t>调试快照</w:t>
+      </w:r>
+      <w:r>
+        <w:t>:浏览器控制台执行 `__clgzSnapshot()` 可查看最近一次判定的——目标字、pass/cover/stray/reason、标准字形与墨迹的归一化位图 ASCII 快照(40 列字符画,直观对照差异),用于调阈值与排障;实现:`setLastDebug/getLastDebug` 存储 + `bitmapToAscii` 渲染</w:t>
+      </w:r>
+    </w:p>
+    <w:p>
+      <w:pPr>
+        <w:pStyle w:val="ListBullet"/>
+      </w:pPr>
+      <w:r/>
+      <w:r>
+        <w:rPr>
+          <w:b/>
+        </w:rPr>
+        <w:t>测试</w:t>
+      </w:r>
+      <w:r>
+        <w:t>:Vitest 11 项(含回归:旧算法不通过/新算法通过),全量 72 项通过</w:t>
+      </w:r>
+    </w:p>
+    <w:p>
+      <w:pPr>
+        <w:pStyle w:val="Heading3"/>
+      </w:pPr>
+      <w:r>
+        <w:t>v1.0.3(2026-08-20)</w:t>
+      </w:r>
+    </w:p>
+    <w:p>
+      <w:r>
+        <w:rPr>
+          <w:i/>
+          <w:color w:val="666666"/>
+        </w:rPr>
+        <w:t>更新贡献人:ps、在下雨</w:t>
+      </w:r>
+    </w:p>
+    <w:p>
+      <w:r/>
+      <w:r>
+        <w:rPr>
+          <w:b/>
+        </w:rPr>
+        <w:t>切题自动清空画布</w:t>
+      </w:r>
+      <w:r/>
+    </w:p>
+    <w:p>
+      <w:pPr>
+        <w:pStyle w:val="ListBullet"/>
+      </w:pPr>
+      <w:r/>
+      <w:r>
+        <w:rPr>
+          <w:b/>
+        </w:rPr>
+        <w:t>自动清空画布</w:t>
+      </w:r>
+      <w:r>
+        <w:t>:提交判定识别正确后,自动切换下一个字时画布自动清空(上一题的墨迹不再残留)——通过给手写板组件加 `key={idx}` 强制重挂载实现;此前切换后上一题笔迹仍在画布上,玩家需手动点「清除重写」</w:t>
       </w:r>
     </w:p>
     <w:p>

--- a/docs/clgz_summary_report.docx
+++ b/docs/clgz_summary_report.docx
@@ -119,7 +119,7 @@
         <w:rPr>
           <w:b/>
         </w:rPr>
-        <w:t>v1.0.3</w:t>
+        <w:t>v1.0.4</w:t>
       </w:r>
       <w:r>
         <w:t>(2026-08-20)</w:t>
@@ -131,7 +131,7 @@
           <w:i/>
           <w:color w:val="666666"/>
         </w:rPr>
-        <w:t>更新贡献人:ps、在下雨</w:t>
+        <w:t>更新贡献人:ps</w:t>
       </w:r>
     </w:p>
     <w:p>
@@ -564,6 +564,126 @@
     </w:p>
     <w:p>
       <w:pPr>
+        <w:pStyle w:val="Heading3"/>
+      </w:pPr>
+      <w:r>
+        <w:t>v1.0.4(2026-08-20)</w:t>
+      </w:r>
+    </w:p>
+    <w:p>
+      <w:r>
+        <w:rPr>
+          <w:i/>
+          <w:color w:val="666666"/>
+        </w:rPr>
+        <w:t>更新贡献人:ps</w:t>
+      </w:r>
+    </w:p>
+    <w:p>
+      <w:r/>
+      <w:r>
+        <w:rPr>
+          <w:b/>
+        </w:rPr>
+        <w:t>判定收紧(防残缺/潦草)+ 相似度提示 + 局内昵称修改</w:t>
+      </w:r>
+      <w:r/>
+    </w:p>
+    <w:p>
+      <w:pPr>
+        <w:pStyle w:val="ListBullet"/>
+      </w:pPr>
+      <w:r/>
+      <w:r>
+        <w:rPr>
+          <w:b/>
+        </w:rPr>
+        <w:t>判定收紧(关键)</w:t>
+      </w:r>
+      <w:r>
+        <w:t>:</w:t>
+      </w:r>
+    </w:p>
+    <w:p>
+      <w:r>
+        <w:t xml:space="preserve">  - `minCover` 0.45 → </w:t>
+      </w:r>
+      <w:r>
+        <w:rPr>
+          <w:b/>
+        </w:rPr>
+        <w:t>0.55</w:t>
+      </w:r>
+      <w:r>
+        <w:t>:只写部分(如「锥」只写金字旁+单立人)无法通过——残缺半字归一化后 cover≈0.5 被拦截</w:t>
+      </w:r>
+    </w:p>
+    <w:p>
+      <w:r>
+        <w:t xml:space="preserve">  - </w:t>
+      </w:r>
+      <w:r>
+        <w:rPr>
+          <w:b/>
+        </w:rPr>
+        <w:t>新增原始面积比上限</w:t>
+      </w:r>
+      <w:r>
+        <w:t xml:space="preserve"> `maxAreaRatio=2.2`(归一化前计算):墨迹面积远大于字形(潦草涂鸦/来回乱涂,如「汞」笔画弯曲乱画)判 too_messy;面积比必须在归一化前算,否则包围盒填满网格会失真</w:t>
+      </w:r>
+    </w:p>
+    <w:p>
+      <w:r>
+        <w:t xml:space="preserve">  - 移除 minAreaRatio 下限(避免误伤写小字——写小字墨迹面积小但字形完整,靠 cover 通过)</w:t>
+      </w:r>
+    </w:p>
+    <w:p>
+      <w:pPr>
+        <w:pStyle w:val="ListBullet"/>
+      </w:pPr>
+      <w:r/>
+      <w:r>
+        <w:rPr>
+          <w:b/>
+        </w:rPr>
+        <w:t>相似度提示</w:t>
+      </w:r>
+      <w:r>
+        <w:t>:识别成功时也显示「✓ 写对了!(字形重合度 0.87)」,不再只失败时提示</w:t>
+      </w:r>
+    </w:p>
+    <w:p>
+      <w:pPr>
+        <w:pStyle w:val="ListBullet"/>
+      </w:pPr>
+      <w:r/>
+      <w:r>
+        <w:rPr>
+          <w:b/>
+        </w:rPr>
+        <w:t>局内昵称修改</w:t>
+      </w:r>
+      <w:r>
+        <w:t>:顶栏新增昵称输入框(与化了个学/英了个语一致,输入即生效并写入 localStorage,共享平台昵称);结算页新增「更换昵称,重新开始」按钮(回科目选择页可改昵称后重开)与「再来一局」(沿用当前昵称与科目直接重开)</w:t>
+      </w:r>
+    </w:p>
+    <w:p>
+      <w:pPr>
+        <w:pStyle w:val="ListBullet"/>
+      </w:pPr>
+      <w:r/>
+      <w:r>
+        <w:rPr>
+          <w:b/>
+        </w:rPr>
+        <w:t>测试</w:t>
+      </w:r>
+      <w:r>
+        <w:t>:Vitest 13 项(新增残缺半字/潦草涂鸦回归,均不通过),全量 74 项通过</w:t>
+      </w:r>
+    </w:p>
+    <w:p>
+      <w:pPr>
         <w:pStyle w:val="Heading2"/>
       </w:pPr>
       <w:r>

--- a/docs/clgz_summary_report.docx
+++ b/docs/clgz_summary_report.docx
@@ -119,10 +119,10 @@
         <w:rPr>
           <w:b/>
         </w:rPr>
-        <w:t>v1.0.4</w:t>
+        <w:t>v1.0.5</w:t>
       </w:r>
       <w:r>
-        <w:t>(2026-08-20)</w:t>
+        <w:t>(2026-08-21)</w:t>
       </w:r>
     </w:p>
     <w:p>
@@ -684,6 +684,144 @@
     </w:p>
     <w:p>
       <w:pPr>
+        <w:pStyle w:val="Heading3"/>
+      </w:pPr>
+      <w:r>
+        <w:t>v1.0.5(2026-08-21)</w:t>
+      </w:r>
+    </w:p>
+    <w:p>
+      <w:r>
+        <w:rPr>
+          <w:i/>
+          <w:color w:val="666666"/>
+        </w:rPr>
+        <w:t>更新贡献人:ps</w:t>
+      </w:r>
+    </w:p>
+    <w:p>
+      <w:r/>
+      <w:r>
+        <w:rPr>
+          <w:b/>
+        </w:rPr>
+        <w:t>判定放松(认真书写可过)+ 局内改名二次确认</w:t>
+      </w:r>
+      <w:r/>
+    </w:p>
+    <w:p>
+      <w:pPr>
+        <w:pStyle w:val="ListBullet"/>
+      </w:pPr>
+      <w:r/>
+      <w:r>
+        <w:rPr>
+          <w:b/>
+        </w:rPr>
+        <w:t>判定方案修正(关键)</w:t>
+      </w:r>
+      <w:r>
+        <w:t>:v1.0.4 的「minCover 0.55 + 面积比上限」过严——认真写「锥」cover 0.76 仍不通过,根因是</w:t>
+      </w:r>
+      <w:r>
+        <w:rPr>
+          <w:b/>
+        </w:rPr>
+        <w:t>面积比上限误伤粗笔画</w:t>
+      </w:r>
+      <w:r>
+        <w:t>(楷体笔画约 2px,认真写 7px 粗笔画面积比可达 2.3~4)。v1.0.5 方案:</w:t>
+      </w:r>
+    </w:p>
+    <w:p>
+      <w:r>
+        <w:t xml:space="preserve">  - </w:t>
+      </w:r>
+      <w:r>
+        <w:rPr>
+          <w:b/>
+        </w:rPr>
+        <w:t>移除面积比上限</w:t>
+      </w:r>
+      <w:r>
+        <w:t>(它无法区分「笔画粗的正确书写」与「潦草涂鸦」,还会误伤前者)</w:t>
+      </w:r>
+    </w:p>
+    <w:p>
+      <w:r>
+        <w:t xml:space="preserve">  - </w:t>
+      </w:r>
+      <w:r>
+        <w:rPr>
+          <w:b/>
+        </w:rPr>
+        <w:t>minCover 0.55</w:t>
+      </w:r>
+      <w:r>
+        <w:t>:残缺半字(「锥」只写金字旁+单立人)归一化后 cover≈0.50 被拦;认真写 cover 0.6~0.8 通过</w:t>
+      </w:r>
+    </w:p>
+    <w:p>
+      <w:r>
+        <w:t xml:space="preserve">  - </w:t>
+      </w:r>
+      <w:r>
+        <w:rPr>
+          <w:b/>
+        </w:rPr>
+        <w:t>stray 改用「等比缩放位图」计算</w:t>
+      </w:r>
+      <w:r>
+        <w:t>(保留画框位置):潦草涂鸦盖满画框(0.05~0.95)超出字形(0.2~0.8)时 stray≈0.56 被拦;归一化网格上算 stray 会因包围盒填满而失真</w:t>
+      </w:r>
+    </w:p>
+    <w:p>
+      <w:pPr>
+        <w:pStyle w:val="ListBullet"/>
+      </w:pPr>
+      <w:r/>
+      <w:r>
+        <w:rPr>
+          <w:b/>
+        </w:rPr>
+        <w:t>局内改名二次确认(三游戏统一)</w:t>
+      </w:r>
+      <w:r>
+        <w:t xml:space="preserve">:顶栏昵称输入框改为「编辑(实时校验违禁词/长度)→ 点 ✓ 或回车 → </w:t>
+      </w:r>
+      <w:r>
+        <w:rPr>
+          <w:b/>
+        </w:rPr>
+        <w:t>二次确认弹窗</w:t>
+      </w:r>
+      <w:r>
+        <w:t>(显示新昵称,提示本局将重新开始)→ 确认后保存并</w:t>
+      </w:r>
+      <w:r>
+        <w:rPr>
+          <w:b/>
+        </w:rPr>
+        <w:t>重启本局(同难度重新抽题)」;结算页「更换昵称,重新开始」回科目选择页;新增共享组件 `NameConfirmDialog`(src/game/NameConfirmDialog.tsx,三游戏共用,支持清空昵称=不参与排行)</w:t>
+      </w:r>
+    </w:p>
+    <w:p>
+      <w:pPr>
+        <w:pStyle w:val="ListBullet"/>
+      </w:pPr>
+      <w:r/>
+      <w:r>
+        <w:rPr>
+          <w:b/>
+        </w:rPr>
+        <w:t>测试</w:t>
+      </w:r>
+      <w:r>
+        <w:t>:Vitest 13 项全过(残缺半字/潦草涂鸦回归仍拦截),全量 74 项通过</w:t>
+      </w:r>
+    </w:p>
+    <w:p>
+      <w:pPr>
         <w:pStyle w:val="Heading2"/>
       </w:pPr>
       <w:r>

--- a/docs/clgz_summary_report.docx
+++ b/docs/clgz_summary_report.docx
@@ -822,6 +822,88 @@
     </w:p>
     <w:p>
       <w:pPr>
+        <w:pStyle w:val="Heading3"/>
+      </w:pPr>
+      <w:r>
+        <w:t>v1.0.6(2026-08-23)</w:t>
+      </w:r>
+    </w:p>
+    <w:p>
+      <w:r>
+        <w:rPr>
+          <w:i/>
+          <w:color w:val="666666"/>
+        </w:rPr>
+        <w:t>更新贡献人:ps</w:t>
+      </w:r>
+    </w:p>
+    <w:p>
+      <w:r/>
+      <w:r>
+        <w:rPr>
+          <w:b/>
+        </w:rPr>
+        <w:t>局内排行参与开关</w:t>
+      </w:r>
+      <w:r>
+        <w:t>(游戏维护中,恢复开放时随本版生效)</w:t>
+      </w:r>
+    </w:p>
+    <w:p>
+      <w:pPr>
+        <w:pStyle w:val="ListBullet"/>
+      </w:pPr>
+      <w:r/>
+      <w:r>
+        <w:rPr>
+          <w:b/>
+        </w:rPr>
+        <w:t>开关</w:t>
+      </w:r>
+      <w:r>
+        <w:t>:局内昵称「✓」旁新增「☑ 参与排行 / ☐ 不参与排行」勾选栏式图标(共享组件 RankPartToggle,与化了个学/英了个语/分了个类同批),点击二次确认(是否切换 + 本局将重开)后切换并重启本局,昵称保留</w:t>
+      </w:r>
+    </w:p>
+    <w:p>
+      <w:pPr>
+        <w:pStyle w:val="ListBullet"/>
+      </w:pPr>
+      <w:r/>
+      <w:r>
+        <w:rPr>
+          <w:b/>
+        </w:rPr>
+        <w:t>结算明示</w:t>
+      </w:r>
+      <w:r>
+        <w:t>:选择不参与时,结算窗显示「已选择不参与排行榜,本局成绩未上榜」</w:t>
+      </w:r>
+    </w:p>
+    <w:p>
+      <w:pPr>
+        <w:pStyle w:val="ListBullet"/>
+      </w:pPr>
+      <w:r/>
+      <w:r>
+        <w:rPr>
+          <w:b/>
+        </w:rPr>
+        <w:t>维护计划立项</w:t>
+      </w:r>
+      <w:r>
+        <w:t>:识别准确率问题代码调参已近天花板,立项机器学习改进方案——管理员采集真人笔迹训练模型,区分 正确/潦草正确/残缺/错别字/乱画;完整构建计划见 `docs/clgz_ml_plan.md`(含隐私红线、按书写人划分数据、影子上线、三级模型递进)</w:t>
+      </w:r>
+    </w:p>
+    <w:p>
+      <w:pPr>
+        <w:pStyle w:val="ListBullet"/>
+      </w:pPr>
+      <w:r>
+        <w:t>全量测试 92 项通过</w:t>
+      </w:r>
+    </w:p>
+    <w:p>
+      <w:pPr>
         <w:pStyle w:val="Heading2"/>
       </w:pPr>
       <w:r>

--- a/docs/clgz_summary_report.docx
+++ b/docs/clgz_summary_report.docx
@@ -119,10 +119,10 @@
         <w:rPr>
           <w:b/>
         </w:rPr>
-        <w:t>v1.0.5</w:t>
+        <w:t>v1.0.8</w:t>
       </w:r>
       <w:r>
-        <w:t>(2026-08-21)</w:t>
+        <w:t>(2026-08-27)</w:t>
       </w:r>
     </w:p>
     <w:p>
@@ -904,6 +904,76 @@
     </w:p>
     <w:p>
       <w:pPr>
+        <w:pStyle w:val="Heading3"/>
+      </w:pPr>
+      <w:r>
+        <w:t>v1.0.7(2026-08-27)</w:t>
+      </w:r>
+    </w:p>
+    <w:p>
+      <w:r>
+        <w:rPr>
+          <w:i/>
+          <w:color w:val="666666"/>
+        </w:rPr>
+        <w:t>更新贡献人:ps</w:t>
+      </w:r>
+    </w:p>
+    <w:p>
+      <w:r/>
+      <w:r>
+        <w:rPr>
+          <w:b/>
+        </w:rPr>
+        <w:t>排行榜会话令牌(防刷榜, v2.8.0 安全加固)</w:t>
+      </w:r>
+      <w:r/>
+    </w:p>
+    <w:p>
+      <w:pPr>
+        <w:pStyle w:val="ListBullet"/>
+      </w:pPr>
+      <w:r>
+        <w:t>开局向 `/clgz/api/session` 申领一次性令牌, 成绩提交必须携带; 结算清理冗余计分表达式, 提交昵称改用 trim 后值</w:t>
+      </w:r>
+    </w:p>
+    <w:p>
+      <w:pPr>
+        <w:pStyle w:val="Heading3"/>
+      </w:pPr>
+      <w:r>
+        <w:t>v1.0.8(2026-08-27)</w:t>
+      </w:r>
+    </w:p>
+    <w:p>
+      <w:r>
+        <w:rPr>
+          <w:i/>
+          <w:color w:val="666666"/>
+        </w:rPr>
+        <w:t>更新贡献人:ps</w:t>
+      </w:r>
+    </w:p>
+    <w:p>
+      <w:r/>
+      <w:r>
+        <w:rPr>
+          <w:b/>
+        </w:rPr>
+        <w:t>首次进入昵称弹窗</w:t>
+      </w:r>
+      <w:r/>
+    </w:p>
+    <w:p>
+      <w:pPr>
+        <w:pStyle w:val="ListBullet"/>
+      </w:pPr>
+      <w:r>
+        <w:t>新玩家进入时弹「开始游戏」昵称窗(共享组件 `NameEntryDialog`, 手游/端游一致), 确认后回到选题屏(错了个字需先选科目); 保持昵称记忆规则; 游戏维护中, 恢复开放时随本版生效</w:t>
+      </w:r>
+    </w:p>
+    <w:p>
+      <w:pPr>
         <w:pStyle w:val="Heading2"/>
       </w:pPr>
       <w:r>

--- a/docs/clgz_summary_report.docx
+++ b/docs/clgz_summary_report.docx
@@ -916,7 +916,7 @@
           <w:i/>
           <w:color w:val="666666"/>
         </w:rPr>
-        <w:t>更新贡献人:ps</w:t>
+        <w:t>更新贡献人:在下雨</w:t>
       </w:r>
     </w:p>
     <w:p>

--- a/docs/clgz_summary_report.docx
+++ b/docs/clgz_summary_report.docx
@@ -119,10 +119,10 @@
         <w:rPr>
           <w:b/>
         </w:rPr>
-        <w:t>v1.0.8</w:t>
+        <w:t>v1.0.9</w:t>
       </w:r>
       <w:r>
-        <w:t>(2026-08-27)</w:t>
+        <w:t>(2026-08-29)</w:t>
       </w:r>
     </w:p>
     <w:p>
@@ -974,6 +974,49 @@
     </w:p>
     <w:p>
       <w:pPr>
+        <w:pStyle w:val="Heading3"/>
+      </w:pPr>
+      <w:r>
+        <w:t>v1.0.9(2026-08-29)</w:t>
+      </w:r>
+    </w:p>
+    <w:p>
+      <w:r>
+        <w:rPr>
+          <w:i/>
+          <w:color w:val="666666"/>
+        </w:rPr>
+        <w:t>更新贡献人:ps</w:t>
+      </w:r>
+    </w:p>
+    <w:p>
+      <w:r/>
+      <w:r>
+        <w:rPr>
+          <w:b/>
+        </w:rPr>
+        <w:t>音效(v1.0.9, 四游戏统一接入; 游戏维护中, 恢复开放时随本版生效)</w:t>
+      </w:r>
+      <w:r/>
+    </w:p>
+    <w:p>
+      <w:pPr>
+        <w:pStyle w:val="ListBullet"/>
+      </w:pPr>
+      <w:r>
+        <w:t>复用全站音效引擎: 识别正确 → 正确音(clear), 识别失败/「认不出,下一题」 → 错误音(hurt); 结算时全对(8/8) → 通关音(win), 否则 → 失败音(lose)(错了个字无血量机制, 以是否全对判定胜负)</w:t>
+      </w:r>
+    </w:p>
+    <w:p>
+      <w:pPr>
+        <w:pStyle w:val="ListBullet"/>
+      </w:pPr>
+      <w:r>
+        <w:t>顶栏新增 🔊/🔇 静音按钮(与化了个学共享同一个静音状态)</w:t>
+      </w:r>
+    </w:p>
+    <w:p>
+      <w:pPr>
         <w:pStyle w:val="Heading2"/>
       </w:pPr>
       <w:r>
